--- a/Omkar_Geetaram_Takalkar_BMS_Project.docx
+++ b/Omkar_Geetaram_Takalkar_BMS_Project.docx
@@ -373,7 +373,7 @@
                     </pic:cNvPicPr>
                   </pic:nvPicPr>
                   <pic:blipFill>
-                    <a:blip r:embed="rId4" cstate="print"/>
+                    <a:blip r:embed="rId5" cstate="print"/>
                     <a:srcRect/>
                     <a:stretch>
                       <a:fillRect/>
@@ -479,7 +479,7 @@
                     </pic:cNvPicPr>
                   </pic:nvPicPr>
                   <pic:blipFill>
-                    <a:blip r:embed="rId5" cstate="print"/>
+                    <a:blip r:embed="rId6" cstate="print"/>
                     <a:srcRect/>
                     <a:stretch>
                       <a:fillRect/>
@@ -560,7 +560,7 @@
                     </pic:cNvPicPr>
                   </pic:nvPicPr>
                   <pic:blipFill>
-                    <a:blip r:embed="rId6" cstate="print"/>
+                    <a:blip r:embed="rId7" cstate="print"/>
                     <a:srcRect/>
                     <a:stretch>
                       <a:fillRect/>
@@ -685,7 +685,7 @@
                     </pic:cNvPicPr>
                   </pic:nvPicPr>
                   <pic:blipFill>
-                    <a:blip r:embed="rId7" cstate="print"/>
+                    <a:blip r:embed="rId8" cstate="print"/>
                     <a:srcRect/>
                     <a:stretch>
                       <a:fillRect/>
@@ -819,7 +819,7 @@
                     </pic:cNvPicPr>
                   </pic:nvPicPr>
                   <pic:blipFill>
-                    <a:blip r:embed="rId8" cstate="print"/>
+                    <a:blip r:embed="rId9" cstate="print"/>
                     <a:srcRect/>
                     <a:stretch>
                       <a:fillRect/>
@@ -909,7 +909,7 @@
                     </pic:cNvPicPr>
                   </pic:nvPicPr>
                   <pic:blipFill>
-                    <a:blip r:embed="rId9" cstate="print"/>
+                    <a:blip r:embed="rId10" cstate="print"/>
                     <a:srcRect/>
                     <a:stretch>
                       <a:fillRect/>
@@ -973,7 +973,7 @@
                     </pic:cNvPicPr>
                   </pic:nvPicPr>
                   <pic:blipFill>
-                    <a:blip r:embed="rId10" cstate="print"/>
+                    <a:blip r:embed="rId11" cstate="print"/>
                     <a:srcRect/>
                     <a:stretch>
                       <a:fillRect/>
@@ -1325,7 +1325,7 @@
                     </pic:cNvPicPr>
                   </pic:nvPicPr>
                   <pic:blipFill>
-                    <a:blip r:embed="rId11" cstate="print"/>
+                    <a:blip r:embed="rId12" cstate="print"/>
                     <a:srcRect/>
                     <a:stretch>
                       <a:fillRect/>
@@ -1432,7 +1432,7 @@
                     </pic:cNvPicPr>
                   </pic:nvPicPr>
                   <pic:blipFill>
-                    <a:blip r:embed="rId12" cstate="print"/>
+                    <a:blip r:embed="rId13" cstate="print"/>
                     <a:srcRect/>
                     <a:stretch>
                       <a:fillRect/>
@@ -1620,7 +1620,7 @@
                     </pic:cNvPicPr>
                   </pic:nvPicPr>
                   <pic:blipFill>
-                    <a:blip r:embed="rId13" cstate="print"/>
+                    <a:blip r:embed="rId14" cstate="print"/>
                     <a:srcRect/>
                     <a:stretch>
                       <a:fillRect/>
@@ -1726,7 +1726,7 @@
                     </pic:cNvPicPr>
                   </pic:nvPicPr>
                   <pic:blipFill>
-                    <a:blip r:embed="rId14" cstate="print"/>
+                    <a:blip r:embed="rId15" cstate="print"/>
                     <a:srcRect/>
                     <a:stretch>
                       <a:fillRect/>
@@ -1852,7 +1852,7 @@
                     </pic:cNvPicPr>
                   </pic:nvPicPr>
                   <pic:blipFill>
-                    <a:blip r:embed="rId15" cstate="print"/>
+                    <a:blip r:embed="rId16" cstate="print"/>
                     <a:srcRect/>
                     <a:stretch>
                       <a:fillRect/>
@@ -1977,7 +1977,7 @@
                     </pic:cNvPicPr>
                   </pic:nvPicPr>
                   <pic:blipFill>
-                    <a:blip r:embed="rId16" cstate="print"/>
+                    <a:blip r:embed="rId17" cstate="print"/>
                     <a:srcRect/>
                     <a:stretch>
                       <a:fillRect/>
@@ -2120,7 +2120,7 @@
                     </pic:cNvPicPr>
                   </pic:nvPicPr>
                   <pic:blipFill>
-                    <a:blip r:embed="rId17" cstate="print"/>
+                    <a:blip r:embed="rId18" cstate="print"/>
                     <a:srcRect/>
                     <a:stretch>
                       <a:fillRect/>
@@ -2234,7 +2234,7 @@
                     </pic:cNvPicPr>
                   </pic:nvPicPr>
                   <pic:blipFill>
-                    <a:blip r:embed="rId18" cstate="print"/>
+                    <a:blip r:embed="rId19" cstate="print"/>
                     <a:srcRect/>
                     <a:stretch>
                       <a:fillRect/>
@@ -2360,7 +2360,7 @@
                     </pic:cNvPicPr>
                   </pic:nvPicPr>
                   <pic:blipFill>
-                    <a:blip r:embed="rId19" cstate="print"/>
+                    <a:blip r:embed="rId20" cstate="print"/>
                     <a:srcRect/>
                     <a:stretch>
                       <a:fillRect/>
@@ -2617,7 +2617,7 @@
         </w:rPr>
         <w:t xml:space="preserve"> repository: </w:t>
       </w:r>
-      <w:hyperlink r:id="rId20" w:history="1">
+      <w:hyperlink r:id="rId21" w:history="1">
         <w:r>
           <w:rPr>
             <w:rStyle w:val="Hyperlink"/>
@@ -2750,7 +2750,7 @@
                     </pic:cNvPicPr>
                   </pic:nvPicPr>
                   <pic:blipFill>
-                    <a:blip r:embed="rId21" cstate="print"/>
+                    <a:blip r:embed="rId22" cstate="print"/>
                     <a:srcRect/>
                     <a:stretch>
                       <a:fillRect/>
@@ -2813,7 +2813,7 @@
                     </pic:cNvPicPr>
                   </pic:nvPicPr>
                   <pic:blipFill>
-                    <a:blip r:embed="rId22" cstate="print"/>
+                    <a:blip r:embed="rId23" cstate="print"/>
                     <a:srcRect/>
                     <a:stretch>
                       <a:fillRect/>
@@ -2912,7 +2912,7 @@
                     </pic:cNvPicPr>
                   </pic:nvPicPr>
                   <pic:blipFill>
-                    <a:blip r:embed="rId23" cstate="print"/>
+                    <a:blip r:embed="rId24" cstate="print"/>
                     <a:srcRect/>
                     <a:stretch>
                       <a:fillRect/>
@@ -3019,7 +3019,7 @@
                     </pic:cNvPicPr>
                   </pic:nvPicPr>
                   <pic:blipFill>
-                    <a:blip r:embed="rId24" cstate="print"/>
+                    <a:blip r:embed="rId25" cstate="print"/>
                     <a:srcRect/>
                     <a:stretch>
                       <a:fillRect/>
@@ -3132,7 +3132,7 @@
                     </pic:cNvPicPr>
                   </pic:nvPicPr>
                   <pic:blipFill>
-                    <a:blip r:embed="rId25" cstate="print"/>
+                    <a:blip r:embed="rId26" cstate="print"/>
                     <a:srcRect/>
                     <a:stretch>
                       <a:fillRect/>
@@ -3289,7 +3289,7 @@
                     </pic:cNvPicPr>
                   </pic:nvPicPr>
                   <pic:blipFill>
-                    <a:blip r:embed="rId26" cstate="print"/>
+                    <a:blip r:embed="rId27" cstate="print"/>
                     <a:srcRect/>
                     <a:stretch>
                       <a:fillRect/>
@@ -3372,7 +3372,7 @@
                     </pic:cNvPicPr>
                   </pic:nvPicPr>
                   <pic:blipFill>
-                    <a:blip r:embed="rId27" cstate="print"/>
+                    <a:blip r:embed="rId28" cstate="print"/>
                     <a:srcRect/>
                     <a:stretch>
                       <a:fillRect/>
@@ -3498,7 +3498,7 @@
                     </pic:cNvPicPr>
                   </pic:nvPicPr>
                   <pic:blipFill>
-                    <a:blip r:embed="rId28" cstate="print"/>
+                    <a:blip r:embed="rId29" cstate="print"/>
                     <a:srcRect/>
                     <a:stretch>
                       <a:fillRect/>
@@ -3605,7 +3605,7 @@
                     </pic:cNvPicPr>
                   </pic:nvPicPr>
                   <pic:blipFill>
-                    <a:blip r:embed="rId29" cstate="print"/>
+                    <a:blip r:embed="rId30" cstate="print"/>
                     <a:srcRect/>
                     <a:stretch>
                       <a:fillRect/>
@@ -3687,7 +3687,7 @@
                     </pic:cNvPicPr>
                   </pic:nvPicPr>
                   <pic:blipFill>
-                    <a:blip r:embed="rId30" cstate="print"/>
+                    <a:blip r:embed="rId31" cstate="print"/>
                     <a:srcRect/>
                     <a:stretch>
                       <a:fillRect/>
@@ -3776,7 +3776,7 @@
                     </pic:cNvPicPr>
                   </pic:nvPicPr>
                   <pic:blipFill>
-                    <a:blip r:embed="rId31" cstate="print"/>
+                    <a:blip r:embed="rId32" cstate="print"/>
                     <a:srcRect/>
                     <a:stretch>
                       <a:fillRect/>
@@ -3805,6 +3805,2428 @@
         </w:drawing>
       </w:r>
     </w:p>
+    <w:p>
+      <w:pPr>
+        <w:rPr>
+          <w:b/>
+          <w:color w:val="000000" w:themeColor="text1"/>
+          <w:sz w:val="28"/>
+        </w:rPr>
+      </w:pPr>
+    </w:p>
+    <w:p>
+      <w:pPr>
+        <w:rPr>
+          <w:b/>
+          <w:color w:val="000000" w:themeColor="text1"/>
+          <w:sz w:val="28"/>
+        </w:rPr>
+      </w:pPr>
+    </w:p>
+    <w:p>
+      <w:pPr>
+        <w:rPr>
+          <w:b/>
+          <w:color w:val="000000" w:themeColor="text1"/>
+          <w:sz w:val="28"/>
+        </w:rPr>
+      </w:pPr>
+    </w:p>
+    <w:p>
+      <w:pPr>
+        <w:rPr>
+          <w:b/>
+          <w:color w:val="000000" w:themeColor="text1"/>
+          <w:sz w:val="28"/>
+        </w:rPr>
+      </w:pPr>
+    </w:p>
+    <w:p>
+      <w:pPr>
+        <w:rPr>
+          <w:b/>
+          <w:color w:val="000000" w:themeColor="text1"/>
+          <w:sz w:val="28"/>
+        </w:rPr>
+      </w:pPr>
+    </w:p>
+    <w:p>
+      <w:pPr>
+        <w:rPr>
+          <w:b/>
+          <w:color w:val="00B0F0"/>
+          <w:sz w:val="28"/>
+          <w:u w:val="single"/>
+        </w:rPr>
+      </w:pPr>
+      <w:r>
+        <w:rPr>
+          <w:b/>
+          <w:color w:val="00B0F0"/>
+          <w:sz w:val="28"/>
+          <w:u w:val="single"/>
+        </w:rPr>
+        <w:lastRenderedPageBreak/>
+        <w:t xml:space="preserve">Step 3: Jenkins CI/CD Pipeline </w:t>
+      </w:r>
+      <w:proofErr w:type="spellStart"/>
+      <w:r>
+        <w:rPr>
+          <w:b/>
+          <w:color w:val="00B0F0"/>
+          <w:sz w:val="28"/>
+          <w:u w:val="single"/>
+        </w:rPr>
+        <w:t>Pipeline</w:t>
+      </w:r>
+      <w:proofErr w:type="spellEnd"/>
+      <w:r>
+        <w:rPr>
+          <w:b/>
+          <w:color w:val="00B0F0"/>
+          <w:sz w:val="28"/>
+          <w:u w:val="single"/>
+        </w:rPr>
+        <w:t xml:space="preserve"> stages to implement: </w:t>
+      </w:r>
+    </w:p>
+    <w:p>
+      <w:pPr>
+        <w:rPr>
+          <w:sz w:val="28"/>
+        </w:rPr>
+      </w:pPr>
+      <w:r>
+        <w:rPr>
+          <w:sz w:val="28"/>
+        </w:rPr>
+        <w:t xml:space="preserve">1. Clean Workspace </w:t>
+      </w:r>
+    </w:p>
+    <w:p>
+      <w:pPr>
+        <w:rPr>
+          <w:sz w:val="28"/>
+        </w:rPr>
+      </w:pPr>
+      <w:r>
+        <w:rPr>
+          <w:sz w:val="28"/>
+        </w:rPr>
+        <w:t xml:space="preserve">2. Checkout Code from </w:t>
+      </w:r>
+      <w:proofErr w:type="spellStart"/>
+      <w:r>
+        <w:rPr>
+          <w:sz w:val="28"/>
+        </w:rPr>
+        <w:t>GitHub</w:t>
+      </w:r>
+      <w:proofErr w:type="spellEnd"/>
+      <w:r>
+        <w:rPr>
+          <w:sz w:val="28"/>
+        </w:rPr>
+        <w:t xml:space="preserve"> </w:t>
+      </w:r>
+    </w:p>
+    <w:p>
+      <w:pPr>
+        <w:rPr>
+          <w:sz w:val="28"/>
+        </w:rPr>
+      </w:pPr>
+      <w:r>
+        <w:rPr>
+          <w:sz w:val="28"/>
+        </w:rPr>
+        <w:t xml:space="preserve">3. </w:t>
+      </w:r>
+      <w:proofErr w:type="spellStart"/>
+      <w:r>
+        <w:rPr>
+          <w:sz w:val="28"/>
+        </w:rPr>
+        <w:t>SonarQube</w:t>
+      </w:r>
+      <w:proofErr w:type="spellEnd"/>
+      <w:r>
+        <w:rPr>
+          <w:sz w:val="28"/>
+        </w:rPr>
+        <w:t xml:space="preserve"> Analysis (Quality Gate) </w:t>
+      </w:r>
+    </w:p>
+    <w:p>
+      <w:pPr>
+        <w:rPr>
+          <w:sz w:val="28"/>
+        </w:rPr>
+      </w:pPr>
+      <w:r>
+        <w:rPr>
+          <w:sz w:val="28"/>
+        </w:rPr>
+        <w:t>4. Install Dependencies (NPM)</w:t>
+      </w:r>
+    </w:p>
+    <w:p>
+      <w:pPr>
+        <w:rPr>
+          <w:sz w:val="28"/>
+        </w:rPr>
+      </w:pPr>
+      <w:r>
+        <w:rPr>
+          <w:sz w:val="28"/>
+        </w:rPr>
+        <w:t xml:space="preserve">5. </w:t>
+      </w:r>
+      <w:proofErr w:type="spellStart"/>
+      <w:r>
+        <w:rPr>
+          <w:sz w:val="28"/>
+        </w:rPr>
+        <w:t>Trivy</w:t>
+      </w:r>
+      <w:proofErr w:type="spellEnd"/>
+      <w:r>
+        <w:rPr>
+          <w:sz w:val="28"/>
+        </w:rPr>
+        <w:t xml:space="preserve"> FS Scan (Optional) </w:t>
+      </w:r>
+    </w:p>
+    <w:p>
+      <w:pPr>
+        <w:rPr>
+          <w:sz w:val="28"/>
+        </w:rPr>
+      </w:pPr>
+      <w:r>
+        <w:rPr>
+          <w:sz w:val="28"/>
+        </w:rPr>
+        <w:t xml:space="preserve">6. OWASP Dependency Check (Optional) </w:t>
+      </w:r>
+    </w:p>
+    <w:p>
+      <w:pPr>
+        <w:rPr>
+          <w:sz w:val="28"/>
+        </w:rPr>
+      </w:pPr>
+      <w:r>
+        <w:rPr>
+          <w:sz w:val="28"/>
+        </w:rPr>
+        <w:t xml:space="preserve">7. </w:t>
+      </w:r>
+      <w:proofErr w:type="spellStart"/>
+      <w:r>
+        <w:rPr>
+          <w:sz w:val="28"/>
+        </w:rPr>
+        <w:t>Docker</w:t>
+      </w:r>
+      <w:proofErr w:type="spellEnd"/>
+      <w:r>
+        <w:rPr>
+          <w:sz w:val="28"/>
+        </w:rPr>
+        <w:t xml:space="preserve"> Build &amp; Push to </w:t>
+      </w:r>
+      <w:proofErr w:type="spellStart"/>
+      <w:r>
+        <w:rPr>
+          <w:sz w:val="28"/>
+        </w:rPr>
+        <w:t>DockerHub</w:t>
+      </w:r>
+      <w:proofErr w:type="spellEnd"/>
+      <w:r>
+        <w:rPr>
+          <w:sz w:val="28"/>
+        </w:rPr>
+        <w:t xml:space="preserve"> (via Jenkins) </w:t>
+      </w:r>
+    </w:p>
+    <w:p>
+      <w:pPr>
+        <w:rPr>
+          <w:sz w:val="28"/>
+        </w:rPr>
+      </w:pPr>
+      <w:r>
+        <w:rPr>
+          <w:sz w:val="28"/>
+        </w:rPr>
+        <w:t xml:space="preserve">8. Deploy to </w:t>
+      </w:r>
+      <w:proofErr w:type="spellStart"/>
+      <w:r>
+        <w:rPr>
+          <w:sz w:val="28"/>
+        </w:rPr>
+        <w:t>Docker</w:t>
+      </w:r>
+      <w:proofErr w:type="spellEnd"/>
+      <w:r>
+        <w:rPr>
+          <w:sz w:val="28"/>
+        </w:rPr>
+        <w:t xml:space="preserve"> Container </w:t>
+      </w:r>
+    </w:p>
+    <w:p>
+      <w:pPr>
+        <w:rPr>
+          <w:sz w:val="28"/>
+        </w:rPr>
+      </w:pPr>
+      <w:r>
+        <w:rPr>
+          <w:sz w:val="28"/>
+        </w:rPr>
+        <w:t xml:space="preserve">9. (Optional) Deploy to </w:t>
+      </w:r>
+      <w:proofErr w:type="spellStart"/>
+      <w:r>
+        <w:rPr>
+          <w:sz w:val="28"/>
+        </w:rPr>
+        <w:t>Kubernetes</w:t>
+      </w:r>
+      <w:proofErr w:type="spellEnd"/>
+      <w:r>
+        <w:rPr>
+          <w:sz w:val="28"/>
+        </w:rPr>
+        <w:t xml:space="preserve"> (EKS) </w:t>
+      </w:r>
+    </w:p>
+    <w:p>
+      <w:pPr>
+        <w:rPr>
+          <w:sz w:val="28"/>
+        </w:rPr>
+      </w:pPr>
+      <w:r>
+        <w:rPr>
+          <w:sz w:val="28"/>
+        </w:rPr>
+        <w:t>10. Email Notification on build result</w:t>
+      </w:r>
+    </w:p>
+    <w:p>
+      <w:pPr>
+        <w:rPr>
+          <w:sz w:val="28"/>
+        </w:rPr>
+      </w:pPr>
+    </w:p>
+    <w:p>
+      <w:pPr>
+        <w:rPr>
+          <w:b/>
+          <w:sz w:val="28"/>
+        </w:rPr>
+      </w:pPr>
+      <w:r>
+        <w:rPr>
+          <w:b/>
+          <w:sz w:val="28"/>
+        </w:rPr>
+        <w:t>Step 1</w:t>
+      </w:r>
+      <w:proofErr w:type="gramStart"/>
+      <w:r>
+        <w:rPr>
+          <w:b/>
+          <w:sz w:val="28"/>
+        </w:rPr>
+        <w:t>:Create</w:t>
+      </w:r>
+      <w:proofErr w:type="gramEnd"/>
+      <w:r>
+        <w:rPr>
+          <w:b/>
+          <w:sz w:val="28"/>
+        </w:rPr>
+        <w:t xml:space="preserve"> a ec2 instance</w:t>
+      </w:r>
+    </w:p>
+    <w:p>
+      <w:pPr>
+        <w:rPr>
+          <w:b/>
+          <w:sz w:val="28"/>
+        </w:rPr>
+      </w:pPr>
+      <w:r>
+        <w:rPr>
+          <w:b/>
+          <w:sz w:val="28"/>
+        </w:rPr>
+        <w:drawing>
+          <wp:inline distT="0" distB="0" distL="0" distR="0">
+            <wp:extent cx="5731510" cy="4254469"/>
+            <wp:effectExtent l="19050" t="0" r="2540" b="0"/>
+            <wp:docPr id="39" name="Picture 7" descr="C:\Users\dhanr\OneDrive\Pictures\Screenshots\Screenshot 2026-03-05 140959.png"/>
+            <wp:cNvGraphicFramePr>
+              <a:graphicFrameLocks xmlns:a="http://schemas.openxmlformats.org/drawingml/2006/main" noChangeAspect="1"/>
+            </wp:cNvGraphicFramePr>
+            <a:graphic xmlns:a="http://schemas.openxmlformats.org/drawingml/2006/main">
+              <a:graphicData uri="http://schemas.openxmlformats.org/drawingml/2006/picture">
+                <pic:pic xmlns:pic="http://schemas.openxmlformats.org/drawingml/2006/picture">
+                  <pic:nvPicPr>
+                    <pic:cNvPr id="0" name="Picture 7" descr="C:\Users\dhanr\OneDrive\Pictures\Screenshots\Screenshot 2026-03-05 140959.png"/>
+                    <pic:cNvPicPr>
+                      <a:picLocks noChangeAspect="1" noChangeArrowheads="1"/>
+                    </pic:cNvPicPr>
+                  </pic:nvPicPr>
+                  <pic:blipFill>
+                    <a:blip r:embed="rId33" cstate="print"/>
+                    <a:srcRect/>
+                    <a:stretch>
+                      <a:fillRect/>
+                    </a:stretch>
+                  </pic:blipFill>
+                  <pic:spPr bwMode="auto">
+                    <a:xfrm>
+                      <a:off x="0" y="0"/>
+                      <a:ext cx="5731510" cy="4254469"/>
+                    </a:xfrm>
+                    <a:prstGeom prst="rect">
+                      <a:avLst/>
+                    </a:prstGeom>
+                    <a:noFill/>
+                    <a:ln w="9525">
+                      <a:noFill/>
+                      <a:miter lim="800000"/>
+                      <a:headEnd/>
+                      <a:tailEnd/>
+                    </a:ln>
+                  </pic:spPr>
+                </pic:pic>
+              </a:graphicData>
+            </a:graphic>
+          </wp:inline>
+        </w:drawing>
+      </w:r>
+    </w:p>
+    <w:p>
+      <w:pPr>
+        <w:rPr>
+          <w:b/>
+          <w:sz w:val="28"/>
+        </w:rPr>
+      </w:pPr>
+      <w:r>
+        <w:rPr>
+          <w:b/>
+          <w:sz w:val="28"/>
+        </w:rPr>
+        <w:lastRenderedPageBreak/>
+        <w:drawing>
+          <wp:inline distT="0" distB="0" distL="0" distR="0">
+            <wp:extent cx="5731510" cy="3472394"/>
+            <wp:effectExtent l="19050" t="0" r="2540" b="0"/>
+            <wp:docPr id="40" name="Picture 8" descr="C:\Users\dhanr\OneDrive\Pictures\Screenshots\Screenshot 2026-03-05 141336.png"/>
+            <wp:cNvGraphicFramePr>
+              <a:graphicFrameLocks xmlns:a="http://schemas.openxmlformats.org/drawingml/2006/main" noChangeAspect="1"/>
+            </wp:cNvGraphicFramePr>
+            <a:graphic xmlns:a="http://schemas.openxmlformats.org/drawingml/2006/main">
+              <a:graphicData uri="http://schemas.openxmlformats.org/drawingml/2006/picture">
+                <pic:pic xmlns:pic="http://schemas.openxmlformats.org/drawingml/2006/picture">
+                  <pic:nvPicPr>
+                    <pic:cNvPr id="0" name="Picture 8" descr="C:\Users\dhanr\OneDrive\Pictures\Screenshots\Screenshot 2026-03-05 141336.png"/>
+                    <pic:cNvPicPr>
+                      <a:picLocks noChangeAspect="1" noChangeArrowheads="1"/>
+                    </pic:cNvPicPr>
+                  </pic:nvPicPr>
+                  <pic:blipFill>
+                    <a:blip r:embed="rId34" cstate="print"/>
+                    <a:srcRect/>
+                    <a:stretch>
+                      <a:fillRect/>
+                    </a:stretch>
+                  </pic:blipFill>
+                  <pic:spPr bwMode="auto">
+                    <a:xfrm>
+                      <a:off x="0" y="0"/>
+                      <a:ext cx="5731510" cy="3472394"/>
+                    </a:xfrm>
+                    <a:prstGeom prst="rect">
+                      <a:avLst/>
+                    </a:prstGeom>
+                    <a:noFill/>
+                    <a:ln w="9525">
+                      <a:noFill/>
+                      <a:miter lim="800000"/>
+                      <a:headEnd/>
+                      <a:tailEnd/>
+                    </a:ln>
+                  </pic:spPr>
+                </pic:pic>
+              </a:graphicData>
+            </a:graphic>
+          </wp:inline>
+        </w:drawing>
+      </w:r>
+    </w:p>
+    <w:p>
+      <w:pPr>
+        <w:rPr>
+          <w:b/>
+          <w:sz w:val="28"/>
+        </w:rPr>
+      </w:pPr>
+      <w:r>
+        <w:rPr>
+          <w:b/>
+          <w:sz w:val="28"/>
+        </w:rPr>
+        <w:drawing>
+          <wp:inline distT="0" distB="0" distL="0" distR="0">
+            <wp:extent cx="5731510" cy="1939798"/>
+            <wp:effectExtent l="19050" t="0" r="2540" b="0"/>
+            <wp:docPr id="41" name="Picture 10" descr="C:\Users\dhanr\OneDrive\Pictures\Screenshots\Screenshot 2026-03-05 141456.png"/>
+            <wp:cNvGraphicFramePr>
+              <a:graphicFrameLocks xmlns:a="http://schemas.openxmlformats.org/drawingml/2006/main" noChangeAspect="1"/>
+            </wp:cNvGraphicFramePr>
+            <a:graphic xmlns:a="http://schemas.openxmlformats.org/drawingml/2006/main">
+              <a:graphicData uri="http://schemas.openxmlformats.org/drawingml/2006/picture">
+                <pic:pic xmlns:pic="http://schemas.openxmlformats.org/drawingml/2006/picture">
+                  <pic:nvPicPr>
+                    <pic:cNvPr id="0" name="Picture 10" descr="C:\Users\dhanr\OneDrive\Pictures\Screenshots\Screenshot 2026-03-05 141456.png"/>
+                    <pic:cNvPicPr>
+                      <a:picLocks noChangeAspect="1" noChangeArrowheads="1"/>
+                    </pic:cNvPicPr>
+                  </pic:nvPicPr>
+                  <pic:blipFill>
+                    <a:blip r:embed="rId35" cstate="print"/>
+                    <a:srcRect/>
+                    <a:stretch>
+                      <a:fillRect/>
+                    </a:stretch>
+                  </pic:blipFill>
+                  <pic:spPr bwMode="auto">
+                    <a:xfrm>
+                      <a:off x="0" y="0"/>
+                      <a:ext cx="5731510" cy="1939798"/>
+                    </a:xfrm>
+                    <a:prstGeom prst="rect">
+                      <a:avLst/>
+                    </a:prstGeom>
+                    <a:noFill/>
+                    <a:ln w="9525">
+                      <a:noFill/>
+                      <a:miter lim="800000"/>
+                      <a:headEnd/>
+                      <a:tailEnd/>
+                    </a:ln>
+                  </pic:spPr>
+                </pic:pic>
+              </a:graphicData>
+            </a:graphic>
+          </wp:inline>
+        </w:drawing>
+      </w:r>
+    </w:p>
+    <w:p>
+      <w:pPr>
+        <w:rPr>
+          <w:b/>
+          <w:sz w:val="28"/>
+        </w:rPr>
+      </w:pPr>
+    </w:p>
+    <w:p>
+      <w:pPr>
+        <w:rPr>
+          <w:b/>
+          <w:sz w:val="28"/>
+        </w:rPr>
+      </w:pPr>
+      <w:r>
+        <w:rPr>
+          <w:b/>
+          <w:sz w:val="28"/>
+        </w:rPr>
+        <w:t>Step 2</w:t>
+      </w:r>
+      <w:proofErr w:type="gramStart"/>
+      <w:r>
+        <w:rPr>
+          <w:b/>
+          <w:sz w:val="28"/>
+        </w:rPr>
+        <w:t>:Connect</w:t>
+      </w:r>
+      <w:proofErr w:type="gramEnd"/>
+      <w:r>
+        <w:rPr>
+          <w:b/>
+          <w:sz w:val="28"/>
+        </w:rPr>
+        <w:t xml:space="preserve"> that instance with </w:t>
+      </w:r>
+      <w:proofErr w:type="spellStart"/>
+      <w:r>
+        <w:rPr>
+          <w:b/>
+          <w:sz w:val="28"/>
+        </w:rPr>
+        <w:t>MobaXterm</w:t>
+      </w:r>
+      <w:proofErr w:type="spellEnd"/>
+    </w:p>
+    <w:p>
+      <w:pPr>
+        <w:rPr>
+          <w:b/>
+          <w:sz w:val="28"/>
+        </w:rPr>
+      </w:pPr>
+      <w:r>
+        <w:rPr>
+          <w:b/>
+          <w:sz w:val="28"/>
+        </w:rPr>
+        <w:lastRenderedPageBreak/>
+        <w:drawing>
+          <wp:inline distT="0" distB="0" distL="0" distR="0">
+            <wp:extent cx="5731510" cy="3693355"/>
+            <wp:effectExtent l="19050" t="0" r="2540" b="0"/>
+            <wp:docPr id="42" name="Picture 11" descr="C:\Users\dhanr\OneDrive\Pictures\Screenshots\Screenshot 2026-03-05 141634.png"/>
+            <wp:cNvGraphicFramePr>
+              <a:graphicFrameLocks xmlns:a="http://schemas.openxmlformats.org/drawingml/2006/main" noChangeAspect="1"/>
+            </wp:cNvGraphicFramePr>
+            <a:graphic xmlns:a="http://schemas.openxmlformats.org/drawingml/2006/main">
+              <a:graphicData uri="http://schemas.openxmlformats.org/drawingml/2006/picture">
+                <pic:pic xmlns:pic="http://schemas.openxmlformats.org/drawingml/2006/picture">
+                  <pic:nvPicPr>
+                    <pic:cNvPr id="0" name="Picture 11" descr="C:\Users\dhanr\OneDrive\Pictures\Screenshots\Screenshot 2026-03-05 141634.png"/>
+                    <pic:cNvPicPr>
+                      <a:picLocks noChangeAspect="1" noChangeArrowheads="1"/>
+                    </pic:cNvPicPr>
+                  </pic:nvPicPr>
+                  <pic:blipFill>
+                    <a:blip r:embed="rId36" cstate="print"/>
+                    <a:srcRect/>
+                    <a:stretch>
+                      <a:fillRect/>
+                    </a:stretch>
+                  </pic:blipFill>
+                  <pic:spPr bwMode="auto">
+                    <a:xfrm>
+                      <a:off x="0" y="0"/>
+                      <a:ext cx="5731510" cy="3693355"/>
+                    </a:xfrm>
+                    <a:prstGeom prst="rect">
+                      <a:avLst/>
+                    </a:prstGeom>
+                    <a:noFill/>
+                    <a:ln w="9525">
+                      <a:noFill/>
+                      <a:miter lim="800000"/>
+                      <a:headEnd/>
+                      <a:tailEnd/>
+                    </a:ln>
+                  </pic:spPr>
+                </pic:pic>
+              </a:graphicData>
+            </a:graphic>
+          </wp:inline>
+        </w:drawing>
+      </w:r>
+    </w:p>
+    <w:p>
+      <w:pPr>
+        <w:rPr>
+          <w:b/>
+          <w:sz w:val="28"/>
+        </w:rPr>
+      </w:pPr>
+    </w:p>
+    <w:p>
+      <w:pPr>
+        <w:rPr>
+          <w:b/>
+          <w:sz w:val="28"/>
+        </w:rPr>
+      </w:pPr>
+      <w:r>
+        <w:rPr>
+          <w:b/>
+          <w:sz w:val="28"/>
+        </w:rPr>
+        <w:t>Step 3</w:t>
+      </w:r>
+      <w:proofErr w:type="gramStart"/>
+      <w:r>
+        <w:rPr>
+          <w:b/>
+          <w:sz w:val="28"/>
+        </w:rPr>
+        <w:t>:Install</w:t>
+      </w:r>
+      <w:proofErr w:type="gramEnd"/>
+      <w:r>
+        <w:rPr>
+          <w:b/>
+          <w:sz w:val="28"/>
+        </w:rPr>
+        <w:t xml:space="preserve"> </w:t>
+      </w:r>
+      <w:r>
+        <w:rPr>
+          <w:b/>
+          <w:sz w:val="28"/>
+        </w:rPr>
+        <w:t xml:space="preserve">java , </w:t>
+      </w:r>
+      <w:r>
+        <w:rPr>
+          <w:b/>
+          <w:sz w:val="28"/>
+        </w:rPr>
+        <w:t>Jenkins</w:t>
+      </w:r>
+      <w:r>
+        <w:rPr>
+          <w:b/>
+          <w:sz w:val="28"/>
+        </w:rPr>
+        <w:t xml:space="preserve"> </w:t>
+      </w:r>
+      <w:r>
+        <w:rPr>
+          <w:b/>
+          <w:sz w:val="28"/>
+        </w:rPr>
+        <w:t>,</w:t>
+      </w:r>
+      <w:r>
+        <w:rPr>
+          <w:b/>
+          <w:sz w:val="28"/>
+        </w:rPr>
+        <w:t xml:space="preserve"> </w:t>
+      </w:r>
+      <w:proofErr w:type="spellStart"/>
+      <w:r>
+        <w:rPr>
+          <w:b/>
+          <w:sz w:val="28"/>
+        </w:rPr>
+        <w:t>docker</w:t>
+      </w:r>
+      <w:proofErr w:type="spellEnd"/>
+      <w:r>
+        <w:rPr>
+          <w:b/>
+          <w:sz w:val="28"/>
+        </w:rPr>
+        <w:t xml:space="preserve"> and </w:t>
+      </w:r>
+      <w:proofErr w:type="spellStart"/>
+      <w:r>
+        <w:rPr>
+          <w:b/>
+          <w:sz w:val="28"/>
+        </w:rPr>
+        <w:t>sonar</w:t>
+      </w:r>
+      <w:r>
+        <w:rPr>
+          <w:b/>
+          <w:sz w:val="28"/>
+        </w:rPr>
+        <w:t>qube</w:t>
+      </w:r>
+      <w:proofErr w:type="spellEnd"/>
+      <w:r>
+        <w:rPr>
+          <w:b/>
+          <w:sz w:val="28"/>
+        </w:rPr>
+        <w:t xml:space="preserve">  </w:t>
+      </w:r>
+    </w:p>
+    <w:p>
+      <w:pPr>
+        <w:rPr>
+          <w:b/>
+          <w:sz w:val="28"/>
+        </w:rPr>
+      </w:pPr>
+      <w:r>
+        <w:rPr>
+          <w:b/>
+          <w:sz w:val="28"/>
+        </w:rPr>
+        <w:t xml:space="preserve"># </w:t>
+      </w:r>
+      <w:proofErr w:type="gramStart"/>
+      <w:r>
+        <w:rPr>
+          <w:b/>
+          <w:sz w:val="28"/>
+        </w:rPr>
+        <w:t>install</w:t>
+      </w:r>
+      <w:proofErr w:type="gramEnd"/>
+      <w:r>
+        <w:rPr>
+          <w:b/>
+          <w:sz w:val="28"/>
+        </w:rPr>
+        <w:t xml:space="preserve"> java </w:t>
+      </w:r>
+    </w:p>
+    <w:p>
+      <w:pPr>
+        <w:rPr>
+          <w:b/>
+          <w:sz w:val="28"/>
+        </w:rPr>
+      </w:pPr>
+    </w:p>
+    <w:p>
+      <w:pPr>
+        <w:rPr>
+          <w:b/>
+          <w:sz w:val="28"/>
+        </w:rPr>
+      </w:pPr>
+      <w:proofErr w:type="spellStart"/>
+      <w:proofErr w:type="gramStart"/>
+      <w:r>
+        <w:rPr>
+          <w:b/>
+          <w:sz w:val="28"/>
+        </w:rPr>
+        <w:t>sudo</w:t>
+      </w:r>
+      <w:proofErr w:type="spellEnd"/>
+      <w:proofErr w:type="gramEnd"/>
+      <w:r>
+        <w:rPr>
+          <w:b/>
+          <w:sz w:val="28"/>
+        </w:rPr>
+        <w:t xml:space="preserve"> apt update</w:t>
+      </w:r>
+    </w:p>
+    <w:p>
+      <w:pPr>
+        <w:rPr>
+          <w:b/>
+          <w:sz w:val="28"/>
+        </w:rPr>
+      </w:pPr>
+      <w:proofErr w:type="spellStart"/>
+      <w:proofErr w:type="gramStart"/>
+      <w:r>
+        <w:rPr>
+          <w:b/>
+          <w:sz w:val="28"/>
+        </w:rPr>
+        <w:t>sudo</w:t>
+      </w:r>
+      <w:proofErr w:type="spellEnd"/>
+      <w:proofErr w:type="gramEnd"/>
+      <w:r>
+        <w:rPr>
+          <w:b/>
+          <w:sz w:val="28"/>
+        </w:rPr>
+        <w:t xml:space="preserve"> apt install </w:t>
+      </w:r>
+      <w:proofErr w:type="spellStart"/>
+      <w:r>
+        <w:rPr>
+          <w:b/>
+          <w:sz w:val="28"/>
+        </w:rPr>
+        <w:t>fontconfig</w:t>
+      </w:r>
+      <w:proofErr w:type="spellEnd"/>
+      <w:r>
+        <w:rPr>
+          <w:b/>
+          <w:sz w:val="28"/>
+        </w:rPr>
+        <w:t xml:space="preserve"> openjdk-21-jre</w:t>
+      </w:r>
+    </w:p>
+    <w:p>
+      <w:pPr>
+        <w:rPr>
+          <w:b/>
+          <w:sz w:val="28"/>
+        </w:rPr>
+      </w:pPr>
+      <w:proofErr w:type="gramStart"/>
+      <w:r>
+        <w:rPr>
+          <w:b/>
+          <w:sz w:val="28"/>
+        </w:rPr>
+        <w:t>java</w:t>
+      </w:r>
+      <w:proofErr w:type="gramEnd"/>
+      <w:r>
+        <w:rPr>
+          <w:b/>
+          <w:sz w:val="28"/>
+        </w:rPr>
+        <w:t xml:space="preserve"> -version</w:t>
+      </w:r>
+    </w:p>
+    <w:p>
+      <w:pPr>
+        <w:rPr>
+          <w:b/>
+          <w:sz w:val="28"/>
+        </w:rPr>
+      </w:pPr>
+    </w:p>
+    <w:p>
+      <w:pPr>
+        <w:rPr>
+          <w:b/>
+          <w:sz w:val="28"/>
+        </w:rPr>
+      </w:pPr>
+      <w:r>
+        <w:rPr>
+          <w:b/>
+          <w:sz w:val="28"/>
+        </w:rPr>
+        <w:t xml:space="preserve"># </w:t>
+      </w:r>
+      <w:proofErr w:type="gramStart"/>
+      <w:r>
+        <w:rPr>
+          <w:b/>
+          <w:sz w:val="28"/>
+        </w:rPr>
+        <w:t>install</w:t>
+      </w:r>
+      <w:proofErr w:type="gramEnd"/>
+      <w:r>
+        <w:rPr>
+          <w:b/>
+          <w:sz w:val="28"/>
+        </w:rPr>
+        <w:t xml:space="preserve"> </w:t>
+      </w:r>
+      <w:proofErr w:type="spellStart"/>
+      <w:r>
+        <w:rPr>
+          <w:b/>
+          <w:sz w:val="28"/>
+        </w:rPr>
+        <w:t>jenkins</w:t>
+      </w:r>
+      <w:proofErr w:type="spellEnd"/>
+      <w:r>
+        <w:rPr>
+          <w:b/>
+          <w:sz w:val="28"/>
+        </w:rPr>
+        <w:t xml:space="preserve"> on </w:t>
+      </w:r>
+      <w:proofErr w:type="spellStart"/>
+      <w:r>
+        <w:rPr>
+          <w:b/>
+          <w:sz w:val="28"/>
+        </w:rPr>
+        <w:t>ubuntu</w:t>
+      </w:r>
+      <w:proofErr w:type="spellEnd"/>
+      <w:r>
+        <w:rPr>
+          <w:b/>
+          <w:sz w:val="28"/>
+        </w:rPr>
+        <w:t xml:space="preserve"> </w:t>
+      </w:r>
+      <w:proofErr w:type="spellStart"/>
+      <w:r>
+        <w:rPr>
+          <w:b/>
+          <w:sz w:val="28"/>
+        </w:rPr>
+        <w:t>os</w:t>
+      </w:r>
+      <w:proofErr w:type="spellEnd"/>
+    </w:p>
+    <w:p>
+      <w:pPr>
+        <w:rPr>
+          <w:b/>
+          <w:sz w:val="28"/>
+        </w:rPr>
+      </w:pPr>
+    </w:p>
+    <w:p>
+      <w:pPr>
+        <w:rPr>
+          <w:b/>
+          <w:sz w:val="28"/>
+        </w:rPr>
+      </w:pPr>
+      <w:proofErr w:type="spellStart"/>
+      <w:proofErr w:type="gramStart"/>
+      <w:r>
+        <w:rPr>
+          <w:b/>
+          <w:sz w:val="28"/>
+        </w:rPr>
+        <w:t>sudo</w:t>
+      </w:r>
+      <w:proofErr w:type="spellEnd"/>
+      <w:proofErr w:type="gramEnd"/>
+      <w:r>
+        <w:rPr>
+          <w:b/>
+          <w:sz w:val="28"/>
+        </w:rPr>
+        <w:t xml:space="preserve"> </w:t>
+      </w:r>
+      <w:proofErr w:type="spellStart"/>
+      <w:r>
+        <w:rPr>
+          <w:b/>
+          <w:sz w:val="28"/>
+        </w:rPr>
+        <w:t>wget</w:t>
+      </w:r>
+      <w:proofErr w:type="spellEnd"/>
+      <w:r>
+        <w:rPr>
+          <w:b/>
+          <w:sz w:val="28"/>
+        </w:rPr>
+        <w:t xml:space="preserve"> -O /etc/apt/</w:t>
+      </w:r>
+      <w:proofErr w:type="spellStart"/>
+      <w:r>
+        <w:rPr>
+          <w:b/>
+          <w:sz w:val="28"/>
+        </w:rPr>
+        <w:t>keyrings</w:t>
+      </w:r>
+      <w:proofErr w:type="spellEnd"/>
+      <w:r>
+        <w:rPr>
+          <w:b/>
+          <w:sz w:val="28"/>
+        </w:rPr>
+        <w:t>/jenkins-keyring.asc \</w:t>
+      </w:r>
+    </w:p>
+    <w:p>
+      <w:pPr>
+        <w:rPr>
+          <w:b/>
+          <w:sz w:val="28"/>
+        </w:rPr>
+      </w:pPr>
+      <w:r>
+        <w:rPr>
+          <w:b/>
+          <w:sz w:val="28"/>
+        </w:rPr>
+        <w:t xml:space="preserve">  https://pkg.jenkins.io/debian-stable/jenkins.io-2026.key</w:t>
+      </w:r>
+    </w:p>
+    <w:p>
+      <w:pPr>
+        <w:rPr>
+          <w:b/>
+          <w:sz w:val="28"/>
+        </w:rPr>
+      </w:pPr>
+      <w:proofErr w:type="gramStart"/>
+      <w:r>
+        <w:rPr>
+          <w:b/>
+          <w:sz w:val="28"/>
+        </w:rPr>
+        <w:t>echo</w:t>
+      </w:r>
+      <w:proofErr w:type="gramEnd"/>
+      <w:r>
+        <w:rPr>
+          <w:b/>
+          <w:sz w:val="28"/>
+        </w:rPr>
+        <w:t xml:space="preserve"> "</w:t>
+      </w:r>
+      <w:proofErr w:type="spellStart"/>
+      <w:r>
+        <w:rPr>
+          <w:b/>
+          <w:sz w:val="28"/>
+        </w:rPr>
+        <w:t>deb</w:t>
+      </w:r>
+      <w:proofErr w:type="spellEnd"/>
+      <w:r>
+        <w:rPr>
+          <w:b/>
+          <w:sz w:val="28"/>
+        </w:rPr>
+        <w:t xml:space="preserve"> [signed-by=/etc/apt/</w:t>
+      </w:r>
+      <w:proofErr w:type="spellStart"/>
+      <w:r>
+        <w:rPr>
+          <w:b/>
+          <w:sz w:val="28"/>
+        </w:rPr>
+        <w:t>keyrings</w:t>
+      </w:r>
+      <w:proofErr w:type="spellEnd"/>
+      <w:r>
+        <w:rPr>
+          <w:b/>
+          <w:sz w:val="28"/>
+        </w:rPr>
+        <w:t>/jenkins-keyring.asc]" \</w:t>
+      </w:r>
+    </w:p>
+    <w:p>
+      <w:pPr>
+        <w:rPr>
+          <w:b/>
+          <w:sz w:val="28"/>
+        </w:rPr>
+      </w:pPr>
+      <w:r>
+        <w:rPr>
+          <w:b/>
+          <w:sz w:val="28"/>
+        </w:rPr>
+        <w:t xml:space="preserve">  https://pkg.jenkins.io/debian-stable binary/ | </w:t>
+      </w:r>
+      <w:proofErr w:type="spellStart"/>
+      <w:r>
+        <w:rPr>
+          <w:b/>
+          <w:sz w:val="28"/>
+        </w:rPr>
+        <w:t>sudo</w:t>
+      </w:r>
+      <w:proofErr w:type="spellEnd"/>
+      <w:r>
+        <w:rPr>
+          <w:b/>
+          <w:sz w:val="28"/>
+        </w:rPr>
+        <w:t xml:space="preserve"> tee \</w:t>
+      </w:r>
+    </w:p>
+    <w:p>
+      <w:pPr>
+        <w:rPr>
+          <w:b/>
+          <w:sz w:val="28"/>
+        </w:rPr>
+      </w:pPr>
+      <w:r>
+        <w:rPr>
+          <w:b/>
+          <w:sz w:val="28"/>
+        </w:rPr>
+        <w:t xml:space="preserve">  /etc/apt/</w:t>
+      </w:r>
+      <w:proofErr w:type="spellStart"/>
+      <w:r>
+        <w:rPr>
+          <w:b/>
+          <w:sz w:val="28"/>
+        </w:rPr>
+        <w:t>sources.list.d</w:t>
+      </w:r>
+      <w:proofErr w:type="spellEnd"/>
+      <w:r>
+        <w:rPr>
+          <w:b/>
+          <w:sz w:val="28"/>
+        </w:rPr>
+        <w:t>/</w:t>
+      </w:r>
+      <w:proofErr w:type="spellStart"/>
+      <w:r>
+        <w:rPr>
+          <w:b/>
+          <w:sz w:val="28"/>
+        </w:rPr>
+        <w:t>jenkins.list</w:t>
+      </w:r>
+      <w:proofErr w:type="spellEnd"/>
+      <w:r>
+        <w:rPr>
+          <w:b/>
+          <w:sz w:val="28"/>
+        </w:rPr>
+        <w:t xml:space="preserve"> &gt; /dev/null</w:t>
+      </w:r>
+    </w:p>
+    <w:p>
+      <w:pPr>
+        <w:rPr>
+          <w:b/>
+          <w:sz w:val="28"/>
+        </w:rPr>
+      </w:pPr>
+      <w:proofErr w:type="spellStart"/>
+      <w:proofErr w:type="gramStart"/>
+      <w:r>
+        <w:rPr>
+          <w:b/>
+          <w:sz w:val="28"/>
+        </w:rPr>
+        <w:lastRenderedPageBreak/>
+        <w:t>sudo</w:t>
+      </w:r>
+      <w:proofErr w:type="spellEnd"/>
+      <w:proofErr w:type="gramEnd"/>
+      <w:r>
+        <w:rPr>
+          <w:b/>
+          <w:sz w:val="28"/>
+        </w:rPr>
+        <w:t xml:space="preserve"> apt update</w:t>
+      </w:r>
+    </w:p>
+    <w:p>
+      <w:pPr>
+        <w:rPr>
+          <w:b/>
+          <w:sz w:val="28"/>
+        </w:rPr>
+      </w:pPr>
+      <w:proofErr w:type="spellStart"/>
+      <w:proofErr w:type="gramStart"/>
+      <w:r>
+        <w:rPr>
+          <w:b/>
+          <w:sz w:val="28"/>
+        </w:rPr>
+        <w:t>sudo</w:t>
+      </w:r>
+      <w:proofErr w:type="spellEnd"/>
+      <w:proofErr w:type="gramEnd"/>
+      <w:r>
+        <w:rPr>
+          <w:b/>
+          <w:sz w:val="28"/>
+        </w:rPr>
+        <w:t xml:space="preserve"> apt install </w:t>
+      </w:r>
+      <w:proofErr w:type="spellStart"/>
+      <w:r>
+        <w:rPr>
+          <w:b/>
+          <w:sz w:val="28"/>
+        </w:rPr>
+        <w:t>jenkins</w:t>
+      </w:r>
+      <w:proofErr w:type="spellEnd"/>
+    </w:p>
+    <w:p>
+      <w:pPr>
+        <w:rPr>
+          <w:b/>
+          <w:sz w:val="28"/>
+        </w:rPr>
+      </w:pPr>
+    </w:p>
+    <w:p>
+      <w:pPr>
+        <w:rPr>
+          <w:b/>
+          <w:sz w:val="28"/>
+        </w:rPr>
+      </w:pPr>
+      <w:r>
+        <w:rPr>
+          <w:b/>
+          <w:sz w:val="28"/>
+        </w:rPr>
+        <w:t xml:space="preserve"># start </w:t>
+      </w:r>
+      <w:proofErr w:type="spellStart"/>
+      <w:proofErr w:type="gramStart"/>
+      <w:r>
+        <w:rPr>
+          <w:b/>
+          <w:sz w:val="28"/>
+        </w:rPr>
+        <w:t>jenkins</w:t>
+      </w:r>
+      <w:proofErr w:type="spellEnd"/>
+      <w:proofErr w:type="gramEnd"/>
+      <w:r>
+        <w:rPr>
+          <w:b/>
+          <w:sz w:val="28"/>
+        </w:rPr>
+        <w:t xml:space="preserve"> service</w:t>
+      </w:r>
+    </w:p>
+    <w:p>
+      <w:pPr>
+        <w:rPr>
+          <w:b/>
+          <w:sz w:val="28"/>
+        </w:rPr>
+      </w:pPr>
+    </w:p>
+    <w:p>
+      <w:pPr>
+        <w:rPr>
+          <w:b/>
+          <w:sz w:val="28"/>
+        </w:rPr>
+      </w:pPr>
+      <w:proofErr w:type="spellStart"/>
+      <w:proofErr w:type="gramStart"/>
+      <w:r>
+        <w:rPr>
+          <w:b/>
+          <w:sz w:val="28"/>
+        </w:rPr>
+        <w:t>sudo</w:t>
+      </w:r>
+      <w:proofErr w:type="spellEnd"/>
+      <w:proofErr w:type="gramEnd"/>
+      <w:r>
+        <w:rPr>
+          <w:b/>
+          <w:sz w:val="28"/>
+        </w:rPr>
+        <w:t xml:space="preserve"> </w:t>
+      </w:r>
+      <w:proofErr w:type="spellStart"/>
+      <w:r>
+        <w:rPr>
+          <w:b/>
+          <w:sz w:val="28"/>
+        </w:rPr>
+        <w:t>systemctl</w:t>
+      </w:r>
+      <w:proofErr w:type="spellEnd"/>
+      <w:r>
+        <w:rPr>
+          <w:b/>
+          <w:sz w:val="28"/>
+        </w:rPr>
+        <w:t xml:space="preserve"> enable </w:t>
+      </w:r>
+      <w:proofErr w:type="spellStart"/>
+      <w:r>
+        <w:rPr>
+          <w:b/>
+          <w:sz w:val="28"/>
+        </w:rPr>
+        <w:t>jenkins</w:t>
+      </w:r>
+      <w:proofErr w:type="spellEnd"/>
+    </w:p>
+    <w:p>
+      <w:pPr>
+        <w:rPr>
+          <w:b/>
+          <w:sz w:val="28"/>
+        </w:rPr>
+      </w:pPr>
+    </w:p>
+    <w:p>
+      <w:pPr>
+        <w:rPr>
+          <w:b/>
+          <w:sz w:val="28"/>
+        </w:rPr>
+      </w:pPr>
+      <w:proofErr w:type="spellStart"/>
+      <w:proofErr w:type="gramStart"/>
+      <w:r>
+        <w:rPr>
+          <w:b/>
+          <w:sz w:val="28"/>
+        </w:rPr>
+        <w:t>sudo</w:t>
+      </w:r>
+      <w:proofErr w:type="spellEnd"/>
+      <w:proofErr w:type="gramEnd"/>
+      <w:r>
+        <w:rPr>
+          <w:b/>
+          <w:sz w:val="28"/>
+        </w:rPr>
+        <w:t xml:space="preserve"> </w:t>
+      </w:r>
+      <w:proofErr w:type="spellStart"/>
+      <w:r>
+        <w:rPr>
+          <w:b/>
+          <w:sz w:val="28"/>
+        </w:rPr>
+        <w:t>systemctl</w:t>
+      </w:r>
+      <w:proofErr w:type="spellEnd"/>
+      <w:r>
+        <w:rPr>
+          <w:b/>
+          <w:sz w:val="28"/>
+        </w:rPr>
+        <w:t xml:space="preserve"> start </w:t>
+      </w:r>
+      <w:proofErr w:type="spellStart"/>
+      <w:r>
+        <w:rPr>
+          <w:b/>
+          <w:sz w:val="28"/>
+        </w:rPr>
+        <w:t>jenkins</w:t>
+      </w:r>
+      <w:proofErr w:type="spellEnd"/>
+    </w:p>
+    <w:p>
+      <w:pPr>
+        <w:rPr>
+          <w:b/>
+          <w:sz w:val="28"/>
+        </w:rPr>
+      </w:pPr>
+    </w:p>
+    <w:p>
+      <w:pPr>
+        <w:rPr>
+          <w:b/>
+          <w:sz w:val="28"/>
+        </w:rPr>
+      </w:pPr>
+      <w:proofErr w:type="spellStart"/>
+      <w:proofErr w:type="gramStart"/>
+      <w:r>
+        <w:rPr>
+          <w:b/>
+          <w:sz w:val="28"/>
+        </w:rPr>
+        <w:t>sudo</w:t>
+      </w:r>
+      <w:proofErr w:type="spellEnd"/>
+      <w:proofErr w:type="gramEnd"/>
+      <w:r>
+        <w:rPr>
+          <w:b/>
+          <w:sz w:val="28"/>
+        </w:rPr>
+        <w:t xml:space="preserve"> </w:t>
+      </w:r>
+      <w:proofErr w:type="spellStart"/>
+      <w:r>
+        <w:rPr>
+          <w:b/>
+          <w:sz w:val="28"/>
+        </w:rPr>
+        <w:t>systemctl</w:t>
+      </w:r>
+      <w:proofErr w:type="spellEnd"/>
+      <w:r>
+        <w:rPr>
+          <w:b/>
+          <w:sz w:val="28"/>
+        </w:rPr>
+        <w:t xml:space="preserve"> status </w:t>
+      </w:r>
+      <w:r>
+        <w:rPr>
+          <w:b/>
+          <w:sz w:val="28"/>
+        </w:rPr>
+        <w:t>Jenkins</w:t>
+      </w:r>
+    </w:p>
+    <w:p>
+      <w:pPr>
+        <w:rPr>
+          <w:b/>
+          <w:sz w:val="28"/>
+        </w:rPr>
+      </w:pPr>
+    </w:p>
+    <w:p>
+      <w:pPr>
+        <w:rPr>
+          <w:b/>
+          <w:sz w:val="28"/>
+        </w:rPr>
+      </w:pPr>
+      <w:proofErr w:type="gramStart"/>
+      <w:r>
+        <w:rPr>
+          <w:b/>
+          <w:sz w:val="28"/>
+        </w:rPr>
+        <w:t>apt</w:t>
+      </w:r>
+      <w:proofErr w:type="gramEnd"/>
+      <w:r>
+        <w:rPr>
+          <w:b/>
+          <w:sz w:val="28"/>
+        </w:rPr>
+        <w:t xml:space="preserve"> </w:t>
+      </w:r>
+      <w:proofErr w:type="spellStart"/>
+      <w:r>
+        <w:rPr>
+          <w:b/>
+          <w:sz w:val="28"/>
+        </w:rPr>
+        <w:t>intstall</w:t>
+      </w:r>
+      <w:proofErr w:type="spellEnd"/>
+      <w:r>
+        <w:rPr>
+          <w:b/>
+          <w:sz w:val="28"/>
+        </w:rPr>
+        <w:t xml:space="preserve"> docker.io</w:t>
+      </w:r>
+    </w:p>
+    <w:p>
+      <w:pPr>
+        <w:rPr>
+          <w:b/>
+          <w:sz w:val="28"/>
+        </w:rPr>
+      </w:pPr>
+    </w:p>
+    <w:p>
+      <w:pPr>
+        <w:rPr>
+          <w:b/>
+          <w:sz w:val="28"/>
+        </w:rPr>
+      </w:pPr>
+      <w:proofErr w:type="spellStart"/>
+      <w:proofErr w:type="gramStart"/>
+      <w:r>
+        <w:rPr>
+          <w:b/>
+          <w:sz w:val="28"/>
+        </w:rPr>
+        <w:t>docker</w:t>
+      </w:r>
+      <w:proofErr w:type="spellEnd"/>
+      <w:proofErr w:type="gramEnd"/>
+      <w:r>
+        <w:rPr>
+          <w:b/>
+          <w:sz w:val="28"/>
+        </w:rPr>
+        <w:t xml:space="preserve"> run -d --name sonar -p 9000:9000 </w:t>
+      </w:r>
+      <w:proofErr w:type="spellStart"/>
+      <w:r>
+        <w:rPr>
+          <w:b/>
+          <w:sz w:val="28"/>
+        </w:rPr>
+        <w:t>sonarqube:community</w:t>
+      </w:r>
+      <w:proofErr w:type="spellEnd"/>
+    </w:p>
+    <w:p>
+      <w:pPr>
+        <w:rPr>
+          <w:b/>
+          <w:sz w:val="28"/>
+        </w:rPr>
+      </w:pPr>
+    </w:p>
+    <w:p>
+      <w:pPr>
+        <w:rPr>
+          <w:b/>
+          <w:sz w:val="28"/>
+        </w:rPr>
+      </w:pPr>
+      <w:r>
+        <w:rPr>
+          <w:b/>
+          <w:sz w:val="28"/>
+        </w:rPr>
+        <w:t>Step 4: Add inbound rule</w:t>
+      </w:r>
+    </w:p>
+    <w:p>
+      <w:pPr>
+        <w:rPr>
+          <w:b/>
+          <w:sz w:val="28"/>
+        </w:rPr>
+      </w:pPr>
+      <w:r>
+        <w:rPr>
+          <w:b/>
+          <w:sz w:val="28"/>
+        </w:rPr>
+        <w:drawing>
+          <wp:inline distT="0" distB="0" distL="0" distR="0">
+            <wp:extent cx="5731510" cy="2321771"/>
+            <wp:effectExtent l="19050" t="0" r="2540" b="0"/>
+            <wp:docPr id="43" name="Picture 1" descr="C:\Users\dhanr\OneDrive\Pictures\Screenshots\Screenshot 2026-03-05 143933.png"/>
+            <wp:cNvGraphicFramePr>
+              <a:graphicFrameLocks xmlns:a="http://schemas.openxmlformats.org/drawingml/2006/main" noChangeAspect="1"/>
+            </wp:cNvGraphicFramePr>
+            <a:graphic xmlns:a="http://schemas.openxmlformats.org/drawingml/2006/main">
+              <a:graphicData uri="http://schemas.openxmlformats.org/drawingml/2006/picture">
+                <pic:pic xmlns:pic="http://schemas.openxmlformats.org/drawingml/2006/picture">
+                  <pic:nvPicPr>
+                    <pic:cNvPr id="0" name="Picture 1" descr="C:\Users\dhanr\OneDrive\Pictures\Screenshots\Screenshot 2026-03-05 143933.png"/>
+                    <pic:cNvPicPr>
+                      <a:picLocks noChangeAspect="1" noChangeArrowheads="1"/>
+                    </pic:cNvPicPr>
+                  </pic:nvPicPr>
+                  <pic:blipFill>
+                    <a:blip r:embed="rId37" cstate="print"/>
+                    <a:srcRect/>
+                    <a:stretch>
+                      <a:fillRect/>
+                    </a:stretch>
+                  </pic:blipFill>
+                  <pic:spPr bwMode="auto">
+                    <a:xfrm>
+                      <a:off x="0" y="0"/>
+                      <a:ext cx="5731510" cy="2321771"/>
+                    </a:xfrm>
+                    <a:prstGeom prst="rect">
+                      <a:avLst/>
+                    </a:prstGeom>
+                    <a:noFill/>
+                    <a:ln w="9525">
+                      <a:noFill/>
+                      <a:miter lim="800000"/>
+                      <a:headEnd/>
+                      <a:tailEnd/>
+                    </a:ln>
+                  </pic:spPr>
+                </pic:pic>
+              </a:graphicData>
+            </a:graphic>
+          </wp:inline>
+        </w:drawing>
+      </w:r>
+    </w:p>
+    <w:p>
+      <w:pPr>
+        <w:rPr>
+          <w:b/>
+          <w:sz w:val="28"/>
+        </w:rPr>
+      </w:pPr>
+    </w:p>
+    <w:p>
+      <w:pPr>
+        <w:rPr>
+          <w:b/>
+          <w:sz w:val="28"/>
+        </w:rPr>
+      </w:pPr>
+      <w:r>
+        <w:rPr>
+          <w:b/>
+          <w:sz w:val="28"/>
+        </w:rPr>
+        <w:t>Step 5</w:t>
+      </w:r>
+      <w:proofErr w:type="gramStart"/>
+      <w:r>
+        <w:rPr>
+          <w:b/>
+          <w:sz w:val="28"/>
+        </w:rPr>
+        <w:t>:Login</w:t>
+      </w:r>
+      <w:proofErr w:type="gramEnd"/>
+      <w:r>
+        <w:rPr>
+          <w:b/>
+          <w:sz w:val="28"/>
+        </w:rPr>
+        <w:t xml:space="preserve"> to </w:t>
+      </w:r>
+      <w:proofErr w:type="spellStart"/>
+      <w:r>
+        <w:rPr>
+          <w:b/>
+          <w:sz w:val="28"/>
+        </w:rPr>
+        <w:t>sonarQube</w:t>
+      </w:r>
+      <w:proofErr w:type="spellEnd"/>
+    </w:p>
+    <w:p>
+      <w:pPr>
+        <w:rPr>
+          <w:b/>
+          <w:sz w:val="28"/>
+        </w:rPr>
+      </w:pPr>
+      <w:r>
+        <w:rPr>
+          <w:b/>
+          <w:sz w:val="28"/>
+        </w:rPr>
+        <w:lastRenderedPageBreak/>
+        <w:drawing>
+          <wp:inline distT="0" distB="0" distL="0" distR="0">
+            <wp:extent cx="5731510" cy="2894299"/>
+            <wp:effectExtent l="19050" t="0" r="2540" b="0"/>
+            <wp:docPr id="44" name="Picture 2" descr="C:\Users\dhanr\OneDrive\Pictures\Screenshots\Screenshot 2026-03-05 144128.png"/>
+            <wp:cNvGraphicFramePr>
+              <a:graphicFrameLocks xmlns:a="http://schemas.openxmlformats.org/drawingml/2006/main" noChangeAspect="1"/>
+            </wp:cNvGraphicFramePr>
+            <a:graphic xmlns:a="http://schemas.openxmlformats.org/drawingml/2006/main">
+              <a:graphicData uri="http://schemas.openxmlformats.org/drawingml/2006/picture">
+                <pic:pic xmlns:pic="http://schemas.openxmlformats.org/drawingml/2006/picture">
+                  <pic:nvPicPr>
+                    <pic:cNvPr id="0" name="Picture 2" descr="C:\Users\dhanr\OneDrive\Pictures\Screenshots\Screenshot 2026-03-05 144128.png"/>
+                    <pic:cNvPicPr>
+                      <a:picLocks noChangeAspect="1" noChangeArrowheads="1"/>
+                    </pic:cNvPicPr>
+                  </pic:nvPicPr>
+                  <pic:blipFill>
+                    <a:blip r:embed="rId38" cstate="print"/>
+                    <a:srcRect/>
+                    <a:stretch>
+                      <a:fillRect/>
+                    </a:stretch>
+                  </pic:blipFill>
+                  <pic:spPr bwMode="auto">
+                    <a:xfrm>
+                      <a:off x="0" y="0"/>
+                      <a:ext cx="5731510" cy="2894299"/>
+                    </a:xfrm>
+                    <a:prstGeom prst="rect">
+                      <a:avLst/>
+                    </a:prstGeom>
+                    <a:noFill/>
+                    <a:ln w="9525">
+                      <a:noFill/>
+                      <a:miter lim="800000"/>
+                      <a:headEnd/>
+                      <a:tailEnd/>
+                    </a:ln>
+                  </pic:spPr>
+                </pic:pic>
+              </a:graphicData>
+            </a:graphic>
+          </wp:inline>
+        </w:drawing>
+      </w:r>
+    </w:p>
+    <w:p>
+      <w:pPr>
+        <w:rPr>
+          <w:b/>
+          <w:sz w:val="28"/>
+        </w:rPr>
+      </w:pPr>
+    </w:p>
+    <w:p>
+      <w:pPr>
+        <w:rPr>
+          <w:b/>
+          <w:sz w:val="28"/>
+        </w:rPr>
+      </w:pPr>
+      <w:r>
+        <w:rPr>
+          <w:b/>
+          <w:sz w:val="28"/>
+        </w:rPr>
+        <w:t>Step 6</w:t>
+      </w:r>
+      <w:proofErr w:type="gramStart"/>
+      <w:r>
+        <w:rPr>
+          <w:b/>
+          <w:sz w:val="28"/>
+        </w:rPr>
+        <w:t>:Login</w:t>
+      </w:r>
+      <w:proofErr w:type="gramEnd"/>
+      <w:r>
+        <w:rPr>
+          <w:b/>
+          <w:sz w:val="28"/>
+        </w:rPr>
+        <w:t xml:space="preserve"> to Jenkins</w:t>
+      </w:r>
+    </w:p>
+    <w:p>
+      <w:pPr>
+        <w:rPr>
+          <w:b/>
+          <w:sz w:val="28"/>
+        </w:rPr>
+      </w:pPr>
+      <w:r>
+        <w:rPr>
+          <w:b/>
+          <w:sz w:val="28"/>
+        </w:rPr>
+        <w:drawing>
+          <wp:inline distT="0" distB="0" distL="0" distR="0">
+            <wp:extent cx="5731510" cy="2749115"/>
+            <wp:effectExtent l="19050" t="0" r="2540" b="0"/>
+            <wp:docPr id="45" name="Picture 5" descr="C:\Users\dhanr\OneDrive\Pictures\Screenshots\Screenshot 2026-03-05 145420.png"/>
+            <wp:cNvGraphicFramePr>
+              <a:graphicFrameLocks xmlns:a="http://schemas.openxmlformats.org/drawingml/2006/main" noChangeAspect="1"/>
+            </wp:cNvGraphicFramePr>
+            <a:graphic xmlns:a="http://schemas.openxmlformats.org/drawingml/2006/main">
+              <a:graphicData uri="http://schemas.openxmlformats.org/drawingml/2006/picture">
+                <pic:pic xmlns:pic="http://schemas.openxmlformats.org/drawingml/2006/picture">
+                  <pic:nvPicPr>
+                    <pic:cNvPr id="0" name="Picture 5" descr="C:\Users\dhanr\OneDrive\Pictures\Screenshots\Screenshot 2026-03-05 145420.png"/>
+                    <pic:cNvPicPr>
+                      <a:picLocks noChangeAspect="1" noChangeArrowheads="1"/>
+                    </pic:cNvPicPr>
+                  </pic:nvPicPr>
+                  <pic:blipFill>
+                    <a:blip r:embed="rId39" cstate="print"/>
+                    <a:srcRect/>
+                    <a:stretch>
+                      <a:fillRect/>
+                    </a:stretch>
+                  </pic:blipFill>
+                  <pic:spPr bwMode="auto">
+                    <a:xfrm>
+                      <a:off x="0" y="0"/>
+                      <a:ext cx="5731510" cy="2749115"/>
+                    </a:xfrm>
+                    <a:prstGeom prst="rect">
+                      <a:avLst/>
+                    </a:prstGeom>
+                    <a:noFill/>
+                    <a:ln w="9525">
+                      <a:noFill/>
+                      <a:miter lim="800000"/>
+                      <a:headEnd/>
+                      <a:tailEnd/>
+                    </a:ln>
+                  </pic:spPr>
+                </pic:pic>
+              </a:graphicData>
+            </a:graphic>
+          </wp:inline>
+        </w:drawing>
+      </w:r>
+    </w:p>
+    <w:p>
+      <w:pPr>
+        <w:rPr>
+          <w:b/>
+          <w:sz w:val="28"/>
+        </w:rPr>
+      </w:pPr>
+    </w:p>
+    <w:p>
+      <w:pPr>
+        <w:rPr>
+          <w:b/>
+          <w:noProof/>
+          <w:color w:val="000000" w:themeColor="text1"/>
+          <w:sz w:val="28"/>
+          <w:lang w:val="en-US" w:bidi="ar-SA"/>
+        </w:rPr>
+      </w:pPr>
+      <w:r>
+        <w:rPr>
+          <w:b/>
+          <w:noProof/>
+          <w:color w:val="000000" w:themeColor="text1"/>
+          <w:sz w:val="28"/>
+          <w:lang w:val="en-US" w:bidi="ar-SA"/>
+        </w:rPr>
+        <w:t>Step 7:</w:t>
+      </w:r>
+      <w:r>
+        <w:rPr>
+          <w:b/>
+          <w:noProof/>
+          <w:color w:val="000000" w:themeColor="text1"/>
+          <w:sz w:val="28"/>
+          <w:lang w:val="en-US" w:bidi="ar-SA"/>
+        </w:rPr>
+        <w:t>Install Plugins:</w:t>
+      </w:r>
+    </w:p>
+    <w:p>
+      <w:pPr>
+        <w:pStyle w:val="NoSpacing"/>
+        <w:numPr>
+          <w:ilvl w:val="0"/>
+          <w:numId w:val="1"/>
+        </w:numPr>
+        <w:rPr>
+          <w:sz w:val="24"/>
+          <w:szCs w:val="24"/>
+        </w:rPr>
+      </w:pPr>
+      <w:hyperlink r:id="rId40" w:tgtFrame="_blank" w:history="1">
+        <w:proofErr w:type="spellStart"/>
+        <w:r>
+          <w:rPr>
+            <w:rStyle w:val="Hyperlink"/>
+            <w:rFonts w:cs="Segoe UI"/>
+            <w:sz w:val="24"/>
+            <w:szCs w:val="24"/>
+            <w:bdr w:val="none" w:sz="0" w:space="0" w:color="auto" w:frame="1"/>
+            <w:shd w:val="clear" w:color="auto" w:fill="FFFFFF"/>
+          </w:rPr>
+          <w:t>Docker</w:t>
+        </w:r>
+        <w:proofErr w:type="spellEnd"/>
+        <w:r>
+          <w:rPr>
+            <w:rStyle w:val="Hyperlink"/>
+            <w:rFonts w:cs="Segoe UI"/>
+            <w:sz w:val="24"/>
+            <w:szCs w:val="24"/>
+            <w:bdr w:val="none" w:sz="0" w:space="0" w:color="auto" w:frame="1"/>
+            <w:shd w:val="clear" w:color="auto" w:fill="FFFFFF"/>
+          </w:rPr>
+          <w:t xml:space="preserve"> API </w:t>
+        </w:r>
+        <w:proofErr w:type="spellStart"/>
+        <w:r>
+          <w:rPr>
+            <w:rStyle w:val="Hyperlink"/>
+            <w:rFonts w:cs="Segoe UI"/>
+            <w:sz w:val="24"/>
+            <w:szCs w:val="24"/>
+            <w:bdr w:val="none" w:sz="0" w:space="0" w:color="auto" w:frame="1"/>
+            <w:shd w:val="clear" w:color="auto" w:fill="FFFFFF"/>
+          </w:rPr>
+          <w:t>Plugin</w:t>
+        </w:r>
+        <w:proofErr w:type="spellEnd"/>
+      </w:hyperlink>
+      <w:r>
+        <w:rPr>
+          <w:sz w:val="24"/>
+          <w:szCs w:val="24"/>
+        </w:rPr>
+        <w:t>.</w:t>
+      </w:r>
+    </w:p>
+    <w:p>
+      <w:pPr>
+        <w:pStyle w:val="NoSpacing"/>
+        <w:numPr>
+          <w:ilvl w:val="0"/>
+          <w:numId w:val="1"/>
+        </w:numPr>
+        <w:rPr>
+          <w:sz w:val="24"/>
+          <w:szCs w:val="24"/>
+        </w:rPr>
+      </w:pPr>
+      <w:hyperlink r:id="rId41" w:tgtFrame="_blank" w:history="1">
+        <w:proofErr w:type="spellStart"/>
+        <w:r>
+          <w:rPr>
+            <w:rStyle w:val="Hyperlink"/>
+            <w:rFonts w:cs="Segoe UI"/>
+            <w:sz w:val="24"/>
+            <w:szCs w:val="24"/>
+            <w:bdr w:val="none" w:sz="0" w:space="0" w:color="auto" w:frame="1"/>
+            <w:shd w:val="clear" w:color="auto" w:fill="FFFFFF"/>
+          </w:rPr>
+          <w:t>Docker</w:t>
+        </w:r>
+        <w:proofErr w:type="spellEnd"/>
+        <w:r>
+          <w:rPr>
+            <w:rStyle w:val="Hyperlink"/>
+            <w:rFonts w:cs="Segoe UI"/>
+            <w:sz w:val="24"/>
+            <w:szCs w:val="24"/>
+            <w:bdr w:val="none" w:sz="0" w:space="0" w:color="auto" w:frame="1"/>
+            <w:shd w:val="clear" w:color="auto" w:fill="FFFFFF"/>
+          </w:rPr>
+          <w:t xml:space="preserve"> Commons </w:t>
+        </w:r>
+        <w:proofErr w:type="spellStart"/>
+        <w:r>
+          <w:rPr>
+            <w:rStyle w:val="Hyperlink"/>
+            <w:rFonts w:cs="Segoe UI"/>
+            <w:sz w:val="24"/>
+            <w:szCs w:val="24"/>
+            <w:bdr w:val="none" w:sz="0" w:space="0" w:color="auto" w:frame="1"/>
+            <w:shd w:val="clear" w:color="auto" w:fill="FFFFFF"/>
+          </w:rPr>
+          <w:t>Plugin</w:t>
+        </w:r>
+        <w:proofErr w:type="spellEnd"/>
+      </w:hyperlink>
+      <w:r>
+        <w:rPr>
+          <w:sz w:val="24"/>
+          <w:szCs w:val="24"/>
+        </w:rPr>
+        <w:t>.</w:t>
+      </w:r>
+    </w:p>
+    <w:p>
+      <w:pPr>
+        <w:pStyle w:val="NoSpacing"/>
+        <w:numPr>
+          <w:ilvl w:val="0"/>
+          <w:numId w:val="1"/>
+        </w:numPr>
+        <w:rPr>
+          <w:sz w:val="24"/>
+          <w:szCs w:val="24"/>
+        </w:rPr>
+      </w:pPr>
+      <w:hyperlink r:id="rId42" w:tgtFrame="_blank" w:history="1">
+        <w:proofErr w:type="spellStart"/>
+        <w:r>
+          <w:rPr>
+            <w:rStyle w:val="Hyperlink"/>
+            <w:rFonts w:cs="Segoe UI"/>
+            <w:sz w:val="24"/>
+            <w:szCs w:val="24"/>
+            <w:bdr w:val="none" w:sz="0" w:space="0" w:color="auto" w:frame="1"/>
+            <w:shd w:val="clear" w:color="auto" w:fill="FFFFFF"/>
+          </w:rPr>
+          <w:t>Docker</w:t>
+        </w:r>
+        <w:proofErr w:type="spellEnd"/>
+        <w:r>
+          <w:rPr>
+            <w:rStyle w:val="Hyperlink"/>
+            <w:rFonts w:cs="Segoe UI"/>
+            <w:sz w:val="24"/>
+            <w:szCs w:val="24"/>
+            <w:bdr w:val="none" w:sz="0" w:space="0" w:color="auto" w:frame="1"/>
+            <w:shd w:val="clear" w:color="auto" w:fill="FFFFFF"/>
+          </w:rPr>
+          <w:t xml:space="preserve"> Pipeline</w:t>
+        </w:r>
+      </w:hyperlink>
+      <w:r>
+        <w:rPr>
+          <w:sz w:val="24"/>
+          <w:szCs w:val="24"/>
+        </w:rPr>
+        <w:t>.</w:t>
+      </w:r>
+    </w:p>
+    <w:p>
+      <w:pPr>
+        <w:pStyle w:val="NoSpacing"/>
+        <w:numPr>
+          <w:ilvl w:val="0"/>
+          <w:numId w:val="1"/>
+        </w:numPr>
+        <w:rPr>
+          <w:sz w:val="24"/>
+          <w:szCs w:val="24"/>
+        </w:rPr>
+      </w:pPr>
+      <w:hyperlink r:id="rId43" w:tgtFrame="_blank" w:history="1">
+        <w:proofErr w:type="spellStart"/>
+        <w:r>
+          <w:rPr>
+            <w:rStyle w:val="Hyperlink"/>
+            <w:rFonts w:cs="Segoe UI"/>
+            <w:sz w:val="24"/>
+            <w:szCs w:val="24"/>
+            <w:bdr w:val="none" w:sz="0" w:space="0" w:color="auto" w:frame="1"/>
+            <w:shd w:val="clear" w:color="auto" w:fill="FFFFFF"/>
+          </w:rPr>
+          <w:t>Docker</w:t>
+        </w:r>
+        <w:proofErr w:type="spellEnd"/>
+        <w:r>
+          <w:rPr>
+            <w:rStyle w:val="Hyperlink"/>
+            <w:rFonts w:cs="Segoe UI"/>
+            <w:sz w:val="24"/>
+            <w:szCs w:val="24"/>
+            <w:bdr w:val="none" w:sz="0" w:space="0" w:color="auto" w:frame="1"/>
+            <w:shd w:val="clear" w:color="auto" w:fill="FFFFFF"/>
+          </w:rPr>
+          <w:t xml:space="preserve"> </w:t>
+        </w:r>
+        <w:proofErr w:type="spellStart"/>
+        <w:r>
+          <w:rPr>
+            <w:rStyle w:val="Hyperlink"/>
+            <w:rFonts w:cs="Segoe UI"/>
+            <w:sz w:val="24"/>
+            <w:szCs w:val="24"/>
+            <w:bdr w:val="none" w:sz="0" w:space="0" w:color="auto" w:frame="1"/>
+            <w:shd w:val="clear" w:color="auto" w:fill="FFFFFF"/>
+          </w:rPr>
+          <w:t>plugin</w:t>
+        </w:r>
+        <w:proofErr w:type="spellEnd"/>
+      </w:hyperlink>
+      <w:r>
+        <w:rPr>
+          <w:sz w:val="24"/>
+          <w:szCs w:val="24"/>
+        </w:rPr>
+        <w:t>.</w:t>
+      </w:r>
+    </w:p>
+    <w:p>
+      <w:pPr>
+        <w:pStyle w:val="NoSpacing"/>
+        <w:numPr>
+          <w:ilvl w:val="0"/>
+          <w:numId w:val="1"/>
+        </w:numPr>
+        <w:rPr>
+          <w:sz w:val="24"/>
+          <w:szCs w:val="24"/>
+        </w:rPr>
+      </w:pPr>
+      <w:hyperlink r:id="rId44" w:tgtFrame="_blank" w:history="1">
+        <w:proofErr w:type="spellStart"/>
+        <w:proofErr w:type="gramStart"/>
+        <w:r>
+          <w:rPr>
+            <w:rStyle w:val="Hyperlink"/>
+            <w:rFonts w:cs="Segoe UI"/>
+            <w:sz w:val="24"/>
+            <w:szCs w:val="24"/>
+            <w:bdr w:val="none" w:sz="0" w:space="0" w:color="auto" w:frame="1"/>
+            <w:shd w:val="clear" w:color="auto" w:fill="FFFFFF"/>
+          </w:rPr>
+          <w:t>docker</w:t>
+        </w:r>
+        <w:proofErr w:type="spellEnd"/>
+        <w:r>
+          <w:rPr>
+            <w:rStyle w:val="Hyperlink"/>
+            <w:rFonts w:cs="Segoe UI"/>
+            <w:sz w:val="24"/>
+            <w:szCs w:val="24"/>
+            <w:bdr w:val="none" w:sz="0" w:space="0" w:color="auto" w:frame="1"/>
+            <w:shd w:val="clear" w:color="auto" w:fill="FFFFFF"/>
+          </w:rPr>
+          <w:t>-build-step</w:t>
+        </w:r>
+        <w:proofErr w:type="gramEnd"/>
+      </w:hyperlink>
+      <w:r>
+        <w:rPr>
+          <w:sz w:val="24"/>
+          <w:szCs w:val="24"/>
+        </w:rPr>
+        <w:t>.</w:t>
+      </w:r>
+    </w:p>
+    <w:p>
+      <w:pPr>
+        <w:pStyle w:val="NoSpacing"/>
+        <w:numPr>
+          <w:ilvl w:val="0"/>
+          <w:numId w:val="1"/>
+        </w:numPr>
+        <w:rPr>
+          <w:sz w:val="24"/>
+          <w:szCs w:val="24"/>
+        </w:rPr>
+      </w:pPr>
+      <w:hyperlink r:id="rId45" w:tgtFrame="_blank" w:history="1">
+        <w:r>
+          <w:rPr>
+            <w:rStyle w:val="Hyperlink"/>
+            <w:rFonts w:cs="Segoe UI"/>
+            <w:sz w:val="24"/>
+            <w:szCs w:val="24"/>
+            <w:bdr w:val="none" w:sz="0" w:space="0" w:color="auto" w:frame="1"/>
+            <w:shd w:val="clear" w:color="auto" w:fill="FFFFFF"/>
+          </w:rPr>
+          <w:t xml:space="preserve">Maven Integration </w:t>
+        </w:r>
+        <w:proofErr w:type="spellStart"/>
+        <w:r>
+          <w:rPr>
+            <w:rStyle w:val="Hyperlink"/>
+            <w:rFonts w:cs="Segoe UI"/>
+            <w:sz w:val="24"/>
+            <w:szCs w:val="24"/>
+            <w:bdr w:val="none" w:sz="0" w:space="0" w:color="auto" w:frame="1"/>
+            <w:shd w:val="clear" w:color="auto" w:fill="FFFFFF"/>
+          </w:rPr>
+          <w:t>plugin</w:t>
+        </w:r>
+        <w:proofErr w:type="spellEnd"/>
+      </w:hyperlink>
+      <w:r>
+        <w:rPr>
+          <w:sz w:val="24"/>
+          <w:szCs w:val="24"/>
+        </w:rPr>
+        <w:t>.</w:t>
+      </w:r>
+    </w:p>
+    <w:p>
+      <w:pPr>
+        <w:pStyle w:val="NoSpacing"/>
+        <w:numPr>
+          <w:ilvl w:val="0"/>
+          <w:numId w:val="1"/>
+        </w:numPr>
+        <w:rPr>
+          <w:color w:val="0070C0"/>
+          <w:sz w:val="24"/>
+          <w:szCs w:val="24"/>
+          <w:u w:val="single"/>
+        </w:rPr>
+      </w:pPr>
+      <w:proofErr w:type="spellStart"/>
+      <w:r>
+        <w:rPr>
+          <w:rFonts w:cs="Segoe UI"/>
+          <w:color w:val="0070C0"/>
+          <w:sz w:val="24"/>
+          <w:szCs w:val="24"/>
+          <w:u w:val="single"/>
+          <w:bdr w:val="none" w:sz="0" w:space="0" w:color="auto" w:frame="1"/>
+          <w:shd w:val="clear" w:color="auto" w:fill="FFFFFF"/>
+        </w:rPr>
+        <w:t>Github</w:t>
+      </w:r>
+      <w:proofErr w:type="spellEnd"/>
+      <w:r>
+        <w:rPr>
+          <w:rFonts w:cs="Segoe UI"/>
+          <w:color w:val="0070C0"/>
+          <w:sz w:val="24"/>
+          <w:szCs w:val="24"/>
+          <w:u w:val="single"/>
+          <w:bdr w:val="none" w:sz="0" w:space="0" w:color="auto" w:frame="1"/>
+          <w:shd w:val="clear" w:color="auto" w:fill="FFFFFF"/>
+        </w:rPr>
+        <w:t xml:space="preserve"> Integration</w:t>
+      </w:r>
+    </w:p>
+    <w:p>
+      <w:pPr>
+        <w:pStyle w:val="NoSpacing"/>
+        <w:numPr>
+          <w:ilvl w:val="0"/>
+          <w:numId w:val="1"/>
+        </w:numPr>
+        <w:rPr>
+          <w:sz w:val="24"/>
+          <w:szCs w:val="24"/>
+        </w:rPr>
+      </w:pPr>
+      <w:hyperlink r:id="rId46" w:tgtFrame="_blank" w:history="1">
+        <w:proofErr w:type="spellStart"/>
+        <w:r>
+          <w:rPr>
+            <w:rStyle w:val="Hyperlink"/>
+            <w:rFonts w:cs="Segoe UI"/>
+            <w:sz w:val="24"/>
+            <w:szCs w:val="24"/>
+            <w:bdr w:val="none" w:sz="0" w:space="0" w:color="auto" w:frame="1"/>
+            <w:shd w:val="clear" w:color="auto" w:fill="FFFFFF"/>
+          </w:rPr>
+          <w:t>SonarQube</w:t>
+        </w:r>
+        <w:proofErr w:type="spellEnd"/>
+        <w:r>
+          <w:rPr>
+            <w:rStyle w:val="Hyperlink"/>
+            <w:rFonts w:cs="Segoe UI"/>
+            <w:sz w:val="24"/>
+            <w:szCs w:val="24"/>
+            <w:bdr w:val="none" w:sz="0" w:space="0" w:color="auto" w:frame="1"/>
+            <w:shd w:val="clear" w:color="auto" w:fill="FFFFFF"/>
+          </w:rPr>
+          <w:t xml:space="preserve"> Scanner for Jenkins</w:t>
+        </w:r>
+      </w:hyperlink>
+      <w:r>
+        <w:rPr>
+          <w:sz w:val="24"/>
+          <w:szCs w:val="24"/>
+        </w:rPr>
+        <w:t>.</w:t>
+      </w:r>
+    </w:p>
+    <w:p>
+      <w:pPr>
+        <w:pStyle w:val="NoSpacing"/>
+        <w:numPr>
+          <w:ilvl w:val="0"/>
+          <w:numId w:val="1"/>
+        </w:numPr>
+        <w:rPr>
+          <w:sz w:val="24"/>
+          <w:szCs w:val="24"/>
+        </w:rPr>
+      </w:pPr>
+      <w:hyperlink r:id="rId47" w:tgtFrame="_blank" w:history="1">
+        <w:r>
+          <w:rPr>
+            <w:rStyle w:val="Hyperlink"/>
+            <w:rFonts w:cs="Segoe UI"/>
+            <w:sz w:val="24"/>
+            <w:szCs w:val="24"/>
+            <w:bdr w:val="none" w:sz="0" w:space="0" w:color="auto" w:frame="1"/>
+            <w:shd w:val="clear" w:color="auto" w:fill="FFFFFF"/>
+          </w:rPr>
+          <w:t xml:space="preserve">Email Extension Template </w:t>
+        </w:r>
+        <w:proofErr w:type="spellStart"/>
+        <w:r>
+          <w:rPr>
+            <w:rStyle w:val="Hyperlink"/>
+            <w:rFonts w:cs="Segoe UI"/>
+            <w:sz w:val="24"/>
+            <w:szCs w:val="24"/>
+            <w:bdr w:val="none" w:sz="0" w:space="0" w:color="auto" w:frame="1"/>
+            <w:shd w:val="clear" w:color="auto" w:fill="FFFFFF"/>
+          </w:rPr>
+          <w:t>Plugin</w:t>
+        </w:r>
+        <w:proofErr w:type="spellEnd"/>
+      </w:hyperlink>
+      <w:r>
+        <w:rPr>
+          <w:sz w:val="24"/>
+          <w:szCs w:val="24"/>
+        </w:rPr>
+        <w:t>.</w:t>
+      </w:r>
+    </w:p>
+    <w:p>
+      <w:pPr>
+        <w:rPr>
+          <w:b/>
+          <w:noProof/>
+          <w:color w:val="000000" w:themeColor="text1"/>
+          <w:sz w:val="28"/>
+          <w:lang w:val="en-US" w:bidi="ar-SA"/>
+        </w:rPr>
+      </w:pPr>
+    </w:p>
+    <w:p>
+      <w:pPr>
+        <w:rPr>
+          <w:b/>
+          <w:color w:val="000000" w:themeColor="text1"/>
+          <w:sz w:val="28"/>
+        </w:rPr>
+      </w:pPr>
+      <w:r>
+        <w:rPr>
+          <w:b/>
+          <w:noProof/>
+          <w:color w:val="000000" w:themeColor="text1"/>
+          <w:sz w:val="28"/>
+          <w:lang w:val="en-US" w:bidi="ar-SA"/>
+        </w:rPr>
+        <w:drawing>
+          <wp:inline distT="0" distB="0" distL="0" distR="0">
+            <wp:extent cx="5731510" cy="2793297"/>
+            <wp:effectExtent l="19050" t="0" r="2540" b="0"/>
+            <wp:docPr id="46" name="Picture 6" descr="C:\Users\dhanr\OneDrive\Pictures\Screenshots\Screenshot 2026-03-05 150720.png"/>
+            <wp:cNvGraphicFramePr>
+              <a:graphicFrameLocks xmlns:a="http://schemas.openxmlformats.org/drawingml/2006/main" noChangeAspect="1"/>
+            </wp:cNvGraphicFramePr>
+            <a:graphic xmlns:a="http://schemas.openxmlformats.org/drawingml/2006/main">
+              <a:graphicData uri="http://schemas.openxmlformats.org/drawingml/2006/picture">
+                <pic:pic xmlns:pic="http://schemas.openxmlformats.org/drawingml/2006/picture">
+                  <pic:nvPicPr>
+                    <pic:cNvPr id="0" name="Picture 6" descr="C:\Users\dhanr\OneDrive\Pictures\Screenshots\Screenshot 2026-03-05 150720.png"/>
+                    <pic:cNvPicPr>
+                      <a:picLocks noChangeAspect="1" noChangeArrowheads="1"/>
+                    </pic:cNvPicPr>
+                  </pic:nvPicPr>
+                  <pic:blipFill>
+                    <a:blip r:embed="rId48" cstate="print"/>
+                    <a:srcRect/>
+                    <a:stretch>
+                      <a:fillRect/>
+                    </a:stretch>
+                  </pic:blipFill>
+                  <pic:spPr bwMode="auto">
+                    <a:xfrm>
+                      <a:off x="0" y="0"/>
+                      <a:ext cx="5731510" cy="2793297"/>
+                    </a:xfrm>
+                    <a:prstGeom prst="rect">
+                      <a:avLst/>
+                    </a:prstGeom>
+                    <a:noFill/>
+                    <a:ln w="9525">
+                      <a:noFill/>
+                      <a:miter lim="800000"/>
+                      <a:headEnd/>
+                      <a:tailEnd/>
+                    </a:ln>
+                  </pic:spPr>
+                </pic:pic>
+              </a:graphicData>
+            </a:graphic>
+          </wp:inline>
+        </w:drawing>
+      </w:r>
+    </w:p>
+    <w:p>
+      <w:pPr>
+        <w:rPr>
+          <w:b/>
+          <w:color w:val="000000" w:themeColor="text1"/>
+          <w:sz w:val="28"/>
+        </w:rPr>
+      </w:pPr>
+    </w:p>
+    <w:p>
+      <w:pPr>
+        <w:rPr>
+          <w:b/>
+          <w:color w:val="000000" w:themeColor="text1"/>
+          <w:sz w:val="28"/>
+        </w:rPr>
+      </w:pPr>
+      <w:r>
+        <w:rPr>
+          <w:b/>
+          <w:color w:val="000000" w:themeColor="text1"/>
+          <w:sz w:val="28"/>
+        </w:rPr>
+        <w:t>Step 8:</w:t>
+      </w:r>
+    </w:p>
     <w:sectPr>
       <w:pgSz w:w="11906" w:h="16838"/>
       <w:pgMar w:top="1440" w:right="1440" w:bottom="1440" w:left="1440" w:header="708" w:footer="708" w:gutter="0"/>
@@ -3813,6 +6235,100 @@
     </w:sectPr>
   </w:body>
 </w:document>
+</file>
+
+<file path=word/numbering.xml><?xml version="1.0" encoding="utf-8"?>
+<w:numbering xmlns:ve="http://schemas.openxmlformats.org/markup-compatibility/2006" xmlns:o="urn:schemas-microsoft-com:office:office" xmlns:r="http://schemas.openxmlformats.org/officeDocument/2006/relationships" xmlns:m="http://schemas.openxmlformats.org/officeDocument/2006/math" xmlns:v="urn:schemas-microsoft-com:vml" xmlns:wp="http://schemas.openxmlformats.org/drawingml/2006/wordprocessingDrawing" xmlns:w10="urn:schemas-microsoft-com:office:word" xmlns:w="http://schemas.openxmlformats.org/wordprocessingml/2006/main" xmlns:wne="http://schemas.microsoft.com/office/word/2006/wordml">
+  <w:abstractNum w:abstractNumId="0">
+    <w:nsid w:val="123D7038"/>
+    <w:multiLevelType w:val="hybridMultilevel"/>
+    <w:tmpl w:val="A510D912"/>
+    <w:lvl w:ilvl="0" w:tplc="4009000F">
+      <w:start w:val="1"/>
+      <w:numFmt w:val="decimal"/>
+      <w:lvlText w:val="%1."/>
+      <w:lvlJc w:val="left"/>
+      <w:pPr>
+        <w:ind w:left="1440" w:hanging="360"/>
+      </w:pPr>
+    </w:lvl>
+    <w:lvl w:ilvl="1" w:tplc="40090019" w:tentative="1">
+      <w:start w:val="1"/>
+      <w:numFmt w:val="lowerLetter"/>
+      <w:lvlText w:val="%2."/>
+      <w:lvlJc w:val="left"/>
+      <w:pPr>
+        <w:ind w:left="2160" w:hanging="360"/>
+      </w:pPr>
+    </w:lvl>
+    <w:lvl w:ilvl="2" w:tplc="4009001B" w:tentative="1">
+      <w:start w:val="1"/>
+      <w:numFmt w:val="lowerRoman"/>
+      <w:lvlText w:val="%3."/>
+      <w:lvlJc w:val="right"/>
+      <w:pPr>
+        <w:ind w:left="2880" w:hanging="180"/>
+      </w:pPr>
+    </w:lvl>
+    <w:lvl w:ilvl="3" w:tplc="4009000F" w:tentative="1">
+      <w:start w:val="1"/>
+      <w:numFmt w:val="decimal"/>
+      <w:lvlText w:val="%4."/>
+      <w:lvlJc w:val="left"/>
+      <w:pPr>
+        <w:ind w:left="3600" w:hanging="360"/>
+      </w:pPr>
+    </w:lvl>
+    <w:lvl w:ilvl="4" w:tplc="40090019" w:tentative="1">
+      <w:start w:val="1"/>
+      <w:numFmt w:val="lowerLetter"/>
+      <w:lvlText w:val="%5."/>
+      <w:lvlJc w:val="left"/>
+      <w:pPr>
+        <w:ind w:left="4320" w:hanging="360"/>
+      </w:pPr>
+    </w:lvl>
+    <w:lvl w:ilvl="5" w:tplc="4009001B" w:tentative="1">
+      <w:start w:val="1"/>
+      <w:numFmt w:val="lowerRoman"/>
+      <w:lvlText w:val="%6."/>
+      <w:lvlJc w:val="right"/>
+      <w:pPr>
+        <w:ind w:left="5040" w:hanging="180"/>
+      </w:pPr>
+    </w:lvl>
+    <w:lvl w:ilvl="6" w:tplc="4009000F" w:tentative="1">
+      <w:start w:val="1"/>
+      <w:numFmt w:val="decimal"/>
+      <w:lvlText w:val="%7."/>
+      <w:lvlJc w:val="left"/>
+      <w:pPr>
+        <w:ind w:left="5760" w:hanging="360"/>
+      </w:pPr>
+    </w:lvl>
+    <w:lvl w:ilvl="7" w:tplc="40090019" w:tentative="1">
+      <w:start w:val="1"/>
+      <w:numFmt w:val="lowerLetter"/>
+      <w:lvlText w:val="%8."/>
+      <w:lvlJc w:val="left"/>
+      <w:pPr>
+        <w:ind w:left="6480" w:hanging="360"/>
+      </w:pPr>
+    </w:lvl>
+    <w:lvl w:ilvl="8" w:tplc="4009001B" w:tentative="1">
+      <w:start w:val="1"/>
+      <w:numFmt w:val="lowerRoman"/>
+      <w:lvlText w:val="%9."/>
+      <w:lvlJc w:val="right"/>
+      <w:pPr>
+        <w:ind w:left="7200" w:hanging="180"/>
+      </w:pPr>
+    </w:lvl>
+  </w:abstractNum>
+  <w:num w:numId="1">
+    <w:abstractNumId w:val="0"/>
+  </w:num>
+</w:numbering>
 </file>
 
 <file path=word/styles.xml><?xml version="1.0" encoding="utf-8"?>
@@ -4044,6 +6560,20 @@
     <w:rPr>
       <w:color w:val="0563C1" w:themeColor="hyperlink"/>
       <w:u w:val="single"/>
+    </w:rPr>
+  </w:style>
+  <w:style w:type="paragraph" w:styleId="NoSpacing">
+    <w:name w:val="No Spacing"/>
+    <w:uiPriority w:val="1"/>
+    <w:qFormat/>
+    <w:rsid w:val="00664E1C"/>
+    <w:pPr>
+      <w:spacing w:after="0" w:line="240" w:lineRule="auto"/>
+    </w:pPr>
+    <w:rPr>
+      <w:kern w:val="0"/>
+      <w:szCs w:val="22"/>
+      <w:lang w:bidi="ar-SA"/>
     </w:rPr>
   </w:style>
 </w:styles>
@@ -4338,7 +6868,7 @@
   <a:extraClrSchemeLst/>
   <a:extLst>
     <a:ext uri="{05A4C25C-085E-4340-85A3-A5531E510DB2}">
-      <thm15:themeFamily xmlns="" xmlns:thm15="http://schemas.microsoft.com/office/thememl/2012/main" name="Office Theme" id="{62F939B6-93AF-4DB8-9C6B-D6C7DFDC589F}" vid="{4A3C46E8-61CC-4603-A589-7422A47A8E4A}"/>
+      <thm15:themeFamily xmlns:thm15="http://schemas.microsoft.com/office/thememl/2012/main" xmlns="" name="Office Theme" id="{62F939B6-93AF-4DB8-9C6B-D6C7DFDC589F}" vid="{4A3C46E8-61CC-4603-A589-7422A47A8E4A}"/>
     </a:ext>
   </a:extLst>
 </a:theme>
